--- a/Knowledge/3-Work knowledge/1-Software Engineering/2-Testing/5-My Source/1-ISTQB Foundation Level/5-Test Management/2-Common Estimation Techniques/2-Work Breakdown Structure (WBS).docx
+++ b/Knowledge/3-Work knowledge/1-Software Engineering/2-Testing/5-My Source/1-ISTQB Foundation Level/5-Test Management/2-Common Estimation Techniques/2-Work Breakdown Structure (WBS).docx
@@ -18,96 +18,87 @@
       </w:pPr>
       <w:r>
         <w:rPr>
+          <w:rFonts w:ascii="Arial" w:eastAsia="Arial" w:hAnsi="Arial"/>
+          <w:sz w:val="18"/>
+          <w:highlight w:val="lightGray"/>
+          <w:shd w:val="clear" w:color="auto" w:fill="B7B7B7"/>
+        </w:rPr>
+        <w:t xml:space="preserve"># Source: Chatgot </w:t>
+      </w:r>
+      <w:r>
+        <w:rPr>
+          <w:rFonts w:ascii="Arial" w:eastAsia="Arial" w:hAnsi="Arial"/>
+          <w:sz w:val="18"/>
+          <w:szCs w:val="14"/>
+          <w:highlight w:val="lightGray"/>
+          <w:shd w:val="clear" w:color="auto" w:fill="B7B7B7"/>
+        </w:rPr>
+        <w:t>(GPT</w:t>
+      </w:r>
+      <w:r>
+        <w:rPr>
+          <w:rFonts w:ascii="Arial" w:eastAsia="Arial" w:hAnsi="Arial" w:cs="Cambria Math"/>
+          <w:sz w:val="18"/>
+          <w:szCs w:val="14"/>
+          <w:highlight w:val="lightGray"/>
+          <w:shd w:val="clear" w:color="auto" w:fill="B7B7B7"/>
+        </w:rPr>
+        <w:t>‑</w:t>
+      </w:r>
+      <w:r>
+        <w:rPr>
+          <w:rFonts w:ascii="Arial" w:eastAsia="Arial" w:hAnsi="Arial"/>
+          <w:sz w:val="18"/>
+          <w:szCs w:val="14"/>
+          <w:highlight w:val="lightGray"/>
+          <w:shd w:val="clear" w:color="auto" w:fill="B7B7B7"/>
+        </w:rPr>
+        <w:t>5 Mini) at [8/17/2025]</w:t>
+      </w:r>
+    </w:p>
+    <w:p>
+      <w:pPr>
+        <w:spacing w:before="240" w:after="240"/>
+        <w:rPr>
+          <w:rFonts w:ascii="Roboto Mono" w:eastAsia="Roboto Mono" w:hAnsi="Roboto Mono" w:cs="Roboto Mono"/>
+        </w:rPr>
+      </w:pPr>
+      <w:r>
+        <w:rPr>
+          <w:rFonts w:ascii="Roboto Mono" w:eastAsia="Roboto Mono" w:hAnsi="Roboto Mono" w:cs="Roboto Mono"/>
+        </w:rPr>
+        <w:t xml:space="preserve">Great question 👍 — </w:t>
+      </w:r>
+      <w:r>
+        <w:rPr>
+          <w:rFonts w:ascii="Roboto Mono" w:eastAsia="Roboto Mono" w:hAnsi="Roboto Mono" w:cs="Roboto Mono"/>
           <w:b/>
-          <w:shd w:val="clear" w:color="auto" w:fill="B7B7B7"/>
-        </w:rPr>
-        <w:t># Source</w:t>
-      </w:r>
-      <w:r>
-        <w:rPr>
-          <w:shd w:val="clear" w:color="auto" w:fill="B7B7B7"/>
-        </w:rPr>
-        <w:t xml:space="preserve">: </w:t>
-      </w:r>
-      <w:r>
-        <w:rPr>
+        </w:rPr>
+        <w:t>Work Breakdown Structure (WBS)</w:t>
+      </w:r>
+      <w:r>
+        <w:rPr>
+          <w:rFonts w:ascii="Roboto Mono" w:eastAsia="Roboto Mono" w:hAnsi="Roboto Mono" w:cs="Roboto Mono"/>
+        </w:rPr>
+        <w:t xml:space="preserve"> is a </w:t>
+      </w:r>
+      <w:r>
+        <w:rPr>
+          <w:rFonts w:ascii="Roboto Mono" w:eastAsia="Roboto Mono" w:hAnsi="Roboto Mono" w:cs="Roboto Mono"/>
           <w:b/>
-          <w:shd w:val="clear" w:color="auto" w:fill="B7B7B7"/>
-        </w:rPr>
-        <w:t xml:space="preserve">Chatgot </w:t>
-      </w:r>
-      <w:r>
-        <w:rPr>
+        </w:rPr>
+        <w:t>project management technique</w:t>
+      </w:r>
+      <w:r>
+        <w:rPr>
+          <w:rFonts w:ascii="Roboto Mono" w:eastAsia="Roboto Mono" w:hAnsi="Roboto Mono" w:cs="Roboto Mono"/>
+        </w:rPr>
+        <w:t xml:space="preserve"> also used in </w:t>
+      </w:r>
+      <w:r>
+        <w:rPr>
+          <w:rFonts w:ascii="Roboto Mono" w:eastAsia="Roboto Mono" w:hAnsi="Roboto Mono" w:cs="Roboto Mono"/>
           <w:b/>
-          <w:sz w:val="14"/>
-          <w:szCs w:val="14"/>
-          <w:shd w:val="clear" w:color="auto" w:fill="B7B7B7"/>
-        </w:rPr>
-        <w:t>(GPT</w:t>
-      </w:r>
-      <w:r>
-        <w:rPr>
-          <w:rFonts w:ascii="Cambria Math" w:hAnsi="Cambria Math" w:cs="Cambria Math"/>
-          <w:b/>
-          <w:sz w:val="14"/>
-          <w:szCs w:val="14"/>
-          <w:shd w:val="clear" w:color="auto" w:fill="B7B7B7"/>
-        </w:rPr>
-        <w:t>‑</w:t>
-      </w:r>
-      <w:r>
-        <w:rPr>
-          <w:b/>
-          <w:sz w:val="14"/>
-          <w:szCs w:val="14"/>
-          <w:shd w:val="clear" w:color="auto" w:fill="B7B7B7"/>
-        </w:rPr>
-        <w:t>5 Mini) at [8/17/2025]</w:t>
-      </w:r>
-    </w:p>
-    <w:p>
-      <w:pPr>
-        <w:spacing w:before="240" w:after="240"/>
-        <w:rPr>
-          <w:rFonts w:ascii="Roboto Mono" w:eastAsia="Roboto Mono" w:hAnsi="Roboto Mono" w:cs="Roboto Mono"/>
-        </w:rPr>
-      </w:pPr>
-      <w:r>
-        <w:rPr>
-          <w:rFonts w:ascii="Roboto Mono" w:eastAsia="Roboto Mono" w:hAnsi="Roboto Mono" w:cs="Roboto Mono"/>
-        </w:rPr>
-        <w:t xml:space="preserve">Great question 👍 — </w:t>
-      </w:r>
-      <w:r>
-        <w:rPr>
-          <w:rFonts w:ascii="Roboto Mono" w:eastAsia="Roboto Mono" w:hAnsi="Roboto Mono" w:cs="Roboto Mono"/>
-          <w:b/>
-        </w:rPr>
-        <w:t>Work Breakdown Structure (WBS)</w:t>
-      </w:r>
-      <w:r>
-        <w:rPr>
-          <w:rFonts w:ascii="Roboto Mono" w:eastAsia="Roboto Mono" w:hAnsi="Roboto Mono" w:cs="Roboto Mono"/>
-        </w:rPr>
-        <w:t xml:space="preserve"> is a </w:t>
-      </w:r>
-      <w:r>
-        <w:rPr>
-          <w:rFonts w:ascii="Roboto Mono" w:eastAsia="Roboto Mono" w:hAnsi="Roboto Mono" w:cs="Roboto Mono"/>
-          <w:b/>
-        </w:rPr>
-        <w:t>project management technique</w:t>
-      </w:r>
-      <w:r>
-        <w:rPr>
-          <w:rFonts w:ascii="Roboto Mono" w:eastAsia="Roboto Mono" w:hAnsi="Roboto Mono" w:cs="Roboto Mono"/>
-        </w:rPr>
-        <w:t xml:space="preserve"> also used in </w:t>
-      </w:r>
-      <w:r>
-        <w:rPr>
-          <w:rFonts w:ascii="Roboto Mono" w:eastAsia="Roboto Mono" w:hAnsi="Roboto Mono" w:cs="Roboto Mono"/>
-          <w:b/>
         </w:rPr>
         <w:t>test estimation and planning</w:t>
       </w:r>
@@ -120,7 +111,7 @@
     </w:p>
     <w:p>
       <w:r>
-        <w:pict w14:anchorId="7C19B086">
+        <w:pict w14:anchorId="1568856C">
           <v:rect id="_x0000_i1025" style="width:0;height:1.5pt" o:hralign="center" o:hrstd="t" o:hr="t" fillcolor="#a0a0a0" stroked="f"/>
         </w:pict>
       </w:r>
@@ -144,110 +135,101 @@
       </w:pPr>
       <w:r>
         <w:rPr>
+          <w:rFonts w:ascii="Arial" w:eastAsia="Arial" w:hAnsi="Arial"/>
+          <w:sz w:val="18"/>
+          <w:highlight w:val="lightGray"/>
+          <w:shd w:val="clear" w:color="auto" w:fill="B7B7B7"/>
+        </w:rPr>
+        <w:t xml:space="preserve"># Source: Chatgot </w:t>
+      </w:r>
+      <w:r>
+        <w:rPr>
+          <w:rFonts w:ascii="Arial" w:eastAsia="Arial" w:hAnsi="Arial"/>
+          <w:sz w:val="18"/>
+          <w:szCs w:val="14"/>
+          <w:highlight w:val="lightGray"/>
+          <w:shd w:val="clear" w:color="auto" w:fill="B7B7B7"/>
+        </w:rPr>
+        <w:t>(GPT</w:t>
+      </w:r>
+      <w:r>
+        <w:rPr>
+          <w:rFonts w:ascii="Arial" w:eastAsia="Arial" w:hAnsi="Arial" w:cs="Cambria Math"/>
+          <w:sz w:val="18"/>
+          <w:szCs w:val="14"/>
+          <w:highlight w:val="lightGray"/>
+          <w:shd w:val="clear" w:color="auto" w:fill="B7B7B7"/>
+        </w:rPr>
+        <w:t>‑</w:t>
+      </w:r>
+      <w:r>
+        <w:rPr>
+          <w:rFonts w:ascii="Arial" w:eastAsia="Arial" w:hAnsi="Arial"/>
+          <w:sz w:val="18"/>
+          <w:szCs w:val="14"/>
+          <w:highlight w:val="lightGray"/>
+          <w:shd w:val="clear" w:color="auto" w:fill="B7B7B7"/>
+        </w:rPr>
+        <w:t>5 Mini) at [8/17/2025]</w:t>
+      </w:r>
+    </w:p>
+    <w:p>
+      <w:pPr>
+        <w:spacing w:before="240" w:after="240"/>
+        <w:rPr>
+          <w:rFonts w:ascii="Roboto Mono" w:eastAsia="Roboto Mono" w:hAnsi="Roboto Mono" w:cs="Roboto Mono"/>
+        </w:rPr>
+      </w:pPr>
+      <w:r>
+        <w:rPr>
+          <w:rFonts w:ascii="Roboto Mono" w:eastAsia="Roboto Mono" w:hAnsi="Roboto Mono" w:cs="Roboto Mono"/>
+        </w:rPr>
+        <w:t xml:space="preserve">A </w:t>
+      </w:r>
+      <w:r>
+        <w:rPr>
+          <w:rFonts w:ascii="Roboto Mono" w:eastAsia="Roboto Mono" w:hAnsi="Roboto Mono" w:cs="Roboto Mono"/>
           <w:b/>
-          <w:shd w:val="clear" w:color="auto" w:fill="B7B7B7"/>
-        </w:rPr>
-        <w:t># Source</w:t>
-      </w:r>
-      <w:r>
-        <w:rPr>
-          <w:shd w:val="clear" w:color="auto" w:fill="B7B7B7"/>
-        </w:rPr>
-        <w:t xml:space="preserve">: </w:t>
-      </w:r>
-      <w:r>
-        <w:rPr>
+        </w:rPr>
+        <w:t>Work Breakdown Structure (WBS)</w:t>
+      </w:r>
+      <w:r>
+        <w:rPr>
+          <w:rFonts w:ascii="Roboto Mono" w:eastAsia="Roboto Mono" w:hAnsi="Roboto Mono" w:cs="Roboto Mono"/>
+        </w:rPr>
+        <w:t xml:space="preserve"> is a </w:t>
+      </w:r>
+      <w:r>
+        <w:rPr>
+          <w:rFonts w:ascii="Roboto Mono" w:eastAsia="Roboto Mono" w:hAnsi="Roboto Mono" w:cs="Roboto Mono"/>
           <w:b/>
-          <w:shd w:val="clear" w:color="auto" w:fill="B7B7B7"/>
-        </w:rPr>
-        <w:t xml:space="preserve">Chatgot </w:t>
-      </w:r>
-      <w:r>
-        <w:rPr>
+        </w:rPr>
+        <w:t>hierarchical decomposition of the project work</w:t>
+      </w:r>
+      <w:r>
+        <w:rPr>
+          <w:rFonts w:ascii="Roboto Mono" w:eastAsia="Roboto Mono" w:hAnsi="Roboto Mono" w:cs="Roboto Mono"/>
+        </w:rPr>
+        <w:t xml:space="preserve"> into smaller, more manageable parts (tasks or work packages).</w:t>
+      </w:r>
+    </w:p>
+    <w:p>
+      <w:pPr>
+        <w:spacing w:before="240" w:after="240"/>
+        <w:rPr>
+          <w:rFonts w:ascii="Roboto Mono" w:eastAsia="Roboto Mono" w:hAnsi="Roboto Mono" w:cs="Roboto Mono"/>
+        </w:rPr>
+      </w:pPr>
+      <w:r>
+        <w:rPr>
+          <w:rFonts w:ascii="Roboto Mono" w:eastAsia="Roboto Mono" w:hAnsi="Roboto Mono" w:cs="Roboto Mono"/>
+        </w:rPr>
+        <w:t xml:space="preserve">👉 In testing, WBS means </w:t>
+      </w:r>
+      <w:r>
+        <w:rPr>
+          <w:rFonts w:ascii="Roboto Mono" w:eastAsia="Roboto Mono" w:hAnsi="Roboto Mono" w:cs="Roboto Mono"/>
           <w:b/>
-          <w:sz w:val="14"/>
-          <w:szCs w:val="14"/>
-          <w:shd w:val="clear" w:color="auto" w:fill="B7B7B7"/>
-        </w:rPr>
-        <w:t>(GPT</w:t>
-      </w:r>
-      <w:r>
-        <w:rPr>
-          <w:rFonts w:ascii="Cambria Math" w:hAnsi="Cambria Math" w:cs="Cambria Math"/>
-          <w:b/>
-          <w:sz w:val="14"/>
-          <w:szCs w:val="14"/>
-          <w:shd w:val="clear" w:color="auto" w:fill="B7B7B7"/>
-        </w:rPr>
-        <w:t>‑</w:t>
-      </w:r>
-      <w:r>
-        <w:rPr>
-          <w:b/>
-          <w:sz w:val="14"/>
-          <w:szCs w:val="14"/>
-          <w:shd w:val="clear" w:color="auto" w:fill="B7B7B7"/>
-        </w:rPr>
-        <w:t>5 Mini) at [8/17/2025]</w:t>
-      </w:r>
-    </w:p>
-    <w:p>
-      <w:pPr>
-        <w:spacing w:before="240" w:after="240"/>
-        <w:rPr>
-          <w:rFonts w:ascii="Roboto Mono" w:eastAsia="Roboto Mono" w:hAnsi="Roboto Mono" w:cs="Roboto Mono"/>
-        </w:rPr>
-      </w:pPr>
-      <w:r>
-        <w:rPr>
-          <w:rFonts w:ascii="Roboto Mono" w:eastAsia="Roboto Mono" w:hAnsi="Roboto Mono" w:cs="Roboto Mono"/>
-        </w:rPr>
-        <w:t xml:space="preserve">A </w:t>
-      </w:r>
-      <w:r>
-        <w:rPr>
-          <w:rFonts w:ascii="Roboto Mono" w:eastAsia="Roboto Mono" w:hAnsi="Roboto Mono" w:cs="Roboto Mono"/>
-          <w:b/>
-        </w:rPr>
-        <w:t>Work Breakdown Structure (WBS)</w:t>
-      </w:r>
-      <w:r>
-        <w:rPr>
-          <w:rFonts w:ascii="Roboto Mono" w:eastAsia="Roboto Mono" w:hAnsi="Roboto Mono" w:cs="Roboto Mono"/>
-        </w:rPr>
-        <w:t xml:space="preserve"> is a </w:t>
-      </w:r>
-      <w:r>
-        <w:rPr>
-          <w:rFonts w:ascii="Roboto Mono" w:eastAsia="Roboto Mono" w:hAnsi="Roboto Mono" w:cs="Roboto Mono"/>
-          <w:b/>
-        </w:rPr>
-        <w:t>hierarchical decomposition of the project work</w:t>
-      </w:r>
-      <w:r>
-        <w:rPr>
-          <w:rFonts w:ascii="Roboto Mono" w:eastAsia="Roboto Mono" w:hAnsi="Roboto Mono" w:cs="Roboto Mono"/>
-        </w:rPr>
-        <w:t xml:space="preserve"> into smaller, more manageable parts (tasks or work packages).</w:t>
-      </w:r>
-    </w:p>
-    <w:p>
-      <w:pPr>
-        <w:spacing w:before="240" w:after="240"/>
-        <w:rPr>
-          <w:rFonts w:ascii="Roboto Mono" w:eastAsia="Roboto Mono" w:hAnsi="Roboto Mono" w:cs="Roboto Mono"/>
-        </w:rPr>
-      </w:pPr>
-      <w:r>
-        <w:rPr>
-          <w:rFonts w:ascii="Roboto Mono" w:eastAsia="Roboto Mono" w:hAnsi="Roboto Mono" w:cs="Roboto Mono"/>
-        </w:rPr>
-        <w:t xml:space="preserve">👉 In testing, WBS means </w:t>
-      </w:r>
-      <w:r>
-        <w:rPr>
-          <w:rFonts w:ascii="Roboto Mono" w:eastAsia="Roboto Mono" w:hAnsi="Roboto Mono" w:cs="Roboto Mono"/>
-          <w:b/>
         </w:rPr>
         <w:t>breaking down the entire testing effort into smaller tasks</w:t>
       </w:r>
@@ -260,7 +242,7 @@
     </w:p>
     <w:p>
       <w:r>
-        <w:pict w14:anchorId="0095F334">
+        <w:pict w14:anchorId="65D338F4">
           <v:rect id="_x0000_i1026" style="width:0;height:1.5pt" o:hralign="center" o:hrstd="t" o:hr="t" fillcolor="#a0a0a0" stroked="f"/>
         </w:pict>
       </w:r>
@@ -284,48 +266,39 @@
       </w:pPr>
       <w:r>
         <w:rPr>
-          <w:b/>
+          <w:rFonts w:ascii="Arial" w:eastAsia="Arial" w:hAnsi="Arial"/>
+          <w:sz w:val="18"/>
+          <w:highlight w:val="lightGray"/>
           <w:shd w:val="clear" w:color="auto" w:fill="B7B7B7"/>
         </w:rPr>
-        <w:t># Source</w:t>
-      </w:r>
-      <w:r>
-        <w:rPr>
+        <w:t xml:space="preserve"># Source: Chatgot </w:t>
+      </w:r>
+      <w:r>
+        <w:rPr>
+          <w:rFonts w:ascii="Arial" w:eastAsia="Arial" w:hAnsi="Arial"/>
+          <w:sz w:val="18"/>
+          <w:szCs w:val="14"/>
+          <w:highlight w:val="lightGray"/>
           <w:shd w:val="clear" w:color="auto" w:fill="B7B7B7"/>
         </w:rPr>
-        <w:t xml:space="preserve">: </w:t>
-      </w:r>
-      <w:r>
-        <w:rPr>
-          <w:b/>
+        <w:t>(GPT</w:t>
+      </w:r>
+      <w:r>
+        <w:rPr>
+          <w:rFonts w:ascii="Arial" w:eastAsia="Arial" w:hAnsi="Arial" w:cs="Cambria Math"/>
+          <w:sz w:val="18"/>
+          <w:szCs w:val="14"/>
+          <w:highlight w:val="lightGray"/>
           <w:shd w:val="clear" w:color="auto" w:fill="B7B7B7"/>
         </w:rPr>
-        <w:t xml:space="preserve">Chatgot </w:t>
-      </w:r>
-      <w:r>
-        <w:rPr>
-          <w:b/>
-          <w:sz w:val="14"/>
+        <w:t>‑</w:t>
+      </w:r>
+      <w:r>
+        <w:rPr>
+          <w:rFonts w:ascii="Arial" w:eastAsia="Arial" w:hAnsi="Arial"/>
+          <w:sz w:val="18"/>
           <w:szCs w:val="14"/>
-          <w:shd w:val="clear" w:color="auto" w:fill="B7B7B7"/>
-        </w:rPr>
-        <w:t>(GPT</w:t>
-      </w:r>
-      <w:r>
-        <w:rPr>
-          <w:rFonts w:ascii="Cambria Math" w:hAnsi="Cambria Math" w:cs="Cambria Math"/>
-          <w:b/>
-          <w:sz w:val="14"/>
-          <w:szCs w:val="14"/>
-          <w:shd w:val="clear" w:color="auto" w:fill="B7B7B7"/>
-        </w:rPr>
-        <w:t>‑</w:t>
-      </w:r>
-      <w:r>
-        <w:rPr>
-          <w:b/>
-          <w:sz w:val="14"/>
-          <w:szCs w:val="14"/>
+          <w:highlight w:val="lightGray"/>
           <w:shd w:val="clear" w:color="auto" w:fill="B7B7B7"/>
         </w:rPr>
         <w:t>5 Mini) at [8/17/2025]</w:t>
@@ -337,7 +310,7 @@
           <w:ilvl w:val="0"/>
           <w:numId w:val="2"/>
         </w:numPr>
-        <w:spacing w:before="240"/>
+        <w:spacing w:before="240" w:after="0" w:line="276" w:lineRule="auto"/>
         <w:rPr>
           <w:rFonts w:ascii="Roboto Mono" w:eastAsia="Roboto Mono" w:hAnsi="Roboto Mono" w:cs="Roboto Mono"/>
         </w:rPr>
@@ -361,6 +334,7 @@
           <w:ilvl w:val="0"/>
           <w:numId w:val="2"/>
         </w:numPr>
+        <w:spacing w:after="0" w:line="276" w:lineRule="auto"/>
       </w:pPr>
       <w:r>
         <w:rPr>
@@ -394,6 +368,7 @@
           <w:ilvl w:val="0"/>
           <w:numId w:val="2"/>
         </w:numPr>
+        <w:spacing w:after="0" w:line="276" w:lineRule="auto"/>
       </w:pPr>
       <w:r>
         <w:rPr>
@@ -427,7 +402,7 @@
           <w:ilvl w:val="0"/>
           <w:numId w:val="2"/>
         </w:numPr>
-        <w:spacing w:after="240"/>
+        <w:spacing w:after="240" w:line="276" w:lineRule="auto"/>
       </w:pPr>
       <w:r>
         <w:rPr>
@@ -457,7 +432,7 @@
     </w:p>
     <w:p>
       <w:r>
-        <w:pict w14:anchorId="139FC25F">
+        <w:pict w14:anchorId="733CD5BC">
           <v:rect id="_x0000_i1027" style="width:0;height:1.5pt" o:hralign="center" o:hrstd="t" o:hr="t" fillcolor="#a0a0a0" stroked="f"/>
         </w:pict>
       </w:r>
@@ -472,7 +447,6 @@
       <w:bookmarkStart w:id="3" w:name="_o00nbl72h21w" w:colFirst="0" w:colLast="0"/>
       <w:bookmarkEnd w:id="3"/>
       <w:r>
-        <w:lastRenderedPageBreak/>
         <w:t>🗂️ Structure of WBS</w:t>
       </w:r>
     </w:p>
@@ -482,48 +456,39 @@
       </w:pPr>
       <w:r>
         <w:rPr>
-          <w:b/>
+          <w:rFonts w:ascii="Arial" w:eastAsia="Arial" w:hAnsi="Arial"/>
+          <w:sz w:val="18"/>
+          <w:highlight w:val="lightGray"/>
           <w:shd w:val="clear" w:color="auto" w:fill="B7B7B7"/>
         </w:rPr>
-        <w:t># Source</w:t>
-      </w:r>
-      <w:r>
-        <w:rPr>
+        <w:t xml:space="preserve"># Source: Chatgot </w:t>
+      </w:r>
+      <w:r>
+        <w:rPr>
+          <w:rFonts w:ascii="Arial" w:eastAsia="Arial" w:hAnsi="Arial"/>
+          <w:sz w:val="18"/>
+          <w:szCs w:val="14"/>
+          <w:highlight w:val="lightGray"/>
           <w:shd w:val="clear" w:color="auto" w:fill="B7B7B7"/>
         </w:rPr>
-        <w:t xml:space="preserve">: </w:t>
-      </w:r>
-      <w:r>
-        <w:rPr>
-          <w:b/>
+        <w:t>(GPT</w:t>
+      </w:r>
+      <w:r>
+        <w:rPr>
+          <w:rFonts w:ascii="Arial" w:eastAsia="Arial" w:hAnsi="Arial" w:cs="Cambria Math"/>
+          <w:sz w:val="18"/>
+          <w:szCs w:val="14"/>
+          <w:highlight w:val="lightGray"/>
           <w:shd w:val="clear" w:color="auto" w:fill="B7B7B7"/>
         </w:rPr>
-        <w:t xml:space="preserve">Chatgot </w:t>
-      </w:r>
-      <w:r>
-        <w:rPr>
-          <w:b/>
-          <w:sz w:val="14"/>
+        <w:t>‑</w:t>
+      </w:r>
+      <w:r>
+        <w:rPr>
+          <w:rFonts w:ascii="Arial" w:eastAsia="Arial" w:hAnsi="Arial"/>
+          <w:sz w:val="18"/>
           <w:szCs w:val="14"/>
-          <w:shd w:val="clear" w:color="auto" w:fill="B7B7B7"/>
-        </w:rPr>
-        <w:t>(GPT</w:t>
-      </w:r>
-      <w:r>
-        <w:rPr>
-          <w:rFonts w:ascii="Cambria Math" w:hAnsi="Cambria Math" w:cs="Cambria Math"/>
-          <w:b/>
-          <w:sz w:val="14"/>
-          <w:szCs w:val="14"/>
-          <w:shd w:val="clear" w:color="auto" w:fill="B7B7B7"/>
-        </w:rPr>
-        <w:t>‑</w:t>
-      </w:r>
-      <w:r>
-        <w:rPr>
-          <w:b/>
-          <w:sz w:val="14"/>
-          <w:szCs w:val="14"/>
+          <w:highlight w:val="lightGray"/>
           <w:shd w:val="clear" w:color="auto" w:fill="B7B7B7"/>
         </w:rPr>
         <w:t>5 Mini) at [8/17/2025]</w:t>
@@ -535,7 +500,7 @@
           <w:ilvl w:val="0"/>
           <w:numId w:val="1"/>
         </w:numPr>
-        <w:spacing w:before="240"/>
+        <w:spacing w:before="240" w:after="0" w:line="276" w:lineRule="auto"/>
       </w:pPr>
       <w:r>
         <w:rPr>
@@ -563,6 +528,7 @@
           <w:ilvl w:val="0"/>
           <w:numId w:val="1"/>
         </w:numPr>
+        <w:spacing w:after="0" w:line="276" w:lineRule="auto"/>
       </w:pPr>
       <w:r>
         <w:rPr>
@@ -590,6 +556,7 @@
           <w:ilvl w:val="0"/>
           <w:numId w:val="1"/>
         </w:numPr>
+        <w:spacing w:after="0" w:line="276" w:lineRule="auto"/>
       </w:pPr>
       <w:r>
         <w:rPr>
@@ -617,7 +584,7 @@
           <w:ilvl w:val="0"/>
           <w:numId w:val="1"/>
         </w:numPr>
-        <w:spacing w:after="240"/>
+        <w:spacing w:after="240" w:line="276" w:lineRule="auto"/>
       </w:pPr>
       <w:r>
         <w:rPr>
@@ -641,7 +608,7 @@
     </w:p>
     <w:p>
       <w:r>
-        <w:pict w14:anchorId="72F07DFE">
+        <w:pict w14:anchorId="7FE0791D">
           <v:rect id="_x0000_i1028" style="width:0;height:1.5pt" o:hralign="center" o:hrstd="t" o:hr="t" fillcolor="#a0a0a0" stroked="f"/>
         </w:pict>
       </w:r>
@@ -665,48 +632,39 @@
       </w:pPr>
       <w:r>
         <w:rPr>
-          <w:b/>
+          <w:rFonts w:ascii="Arial" w:eastAsia="Arial" w:hAnsi="Arial"/>
+          <w:sz w:val="18"/>
+          <w:highlight w:val="lightGray"/>
           <w:shd w:val="clear" w:color="auto" w:fill="B7B7B7"/>
         </w:rPr>
-        <w:t># Source</w:t>
-      </w:r>
-      <w:r>
-        <w:rPr>
+        <w:t xml:space="preserve"># Source: Chatgot </w:t>
+      </w:r>
+      <w:r>
+        <w:rPr>
+          <w:rFonts w:ascii="Arial" w:eastAsia="Arial" w:hAnsi="Arial"/>
+          <w:sz w:val="18"/>
+          <w:szCs w:val="14"/>
+          <w:highlight w:val="lightGray"/>
           <w:shd w:val="clear" w:color="auto" w:fill="B7B7B7"/>
         </w:rPr>
-        <w:t xml:space="preserve">: </w:t>
-      </w:r>
-      <w:r>
-        <w:rPr>
-          <w:b/>
+        <w:t>(GPT</w:t>
+      </w:r>
+      <w:r>
+        <w:rPr>
+          <w:rFonts w:ascii="Arial" w:eastAsia="Arial" w:hAnsi="Arial" w:cs="Cambria Math"/>
+          <w:sz w:val="18"/>
+          <w:szCs w:val="14"/>
+          <w:highlight w:val="lightGray"/>
           <w:shd w:val="clear" w:color="auto" w:fill="B7B7B7"/>
         </w:rPr>
-        <w:t xml:space="preserve">Chatgot </w:t>
-      </w:r>
-      <w:r>
-        <w:rPr>
-          <w:b/>
-          <w:sz w:val="14"/>
+        <w:t>‑</w:t>
+      </w:r>
+      <w:r>
+        <w:rPr>
+          <w:rFonts w:ascii="Arial" w:eastAsia="Arial" w:hAnsi="Arial"/>
+          <w:sz w:val="18"/>
           <w:szCs w:val="14"/>
-          <w:shd w:val="clear" w:color="auto" w:fill="B7B7B7"/>
-        </w:rPr>
-        <w:t>(GPT</w:t>
-      </w:r>
-      <w:r>
-        <w:rPr>
-          <w:rFonts w:ascii="Cambria Math" w:hAnsi="Cambria Math" w:cs="Cambria Math"/>
-          <w:b/>
-          <w:sz w:val="14"/>
-          <w:szCs w:val="14"/>
-          <w:shd w:val="clear" w:color="auto" w:fill="B7B7B7"/>
-        </w:rPr>
-        <w:t>‑</w:t>
-      </w:r>
-      <w:r>
-        <w:rPr>
-          <w:b/>
-          <w:sz w:val="14"/>
-          <w:szCs w:val="14"/>
+          <w:highlight w:val="lightGray"/>
           <w:shd w:val="clear" w:color="auto" w:fill="B7B7B7"/>
         </w:rPr>
         <w:t>5 Mini) at [8/17/2025]</w:t>
@@ -734,7 +692,7 @@
           <w:ilvl w:val="0"/>
           <w:numId w:val="5"/>
         </w:numPr>
-        <w:spacing w:before="240"/>
+        <w:spacing w:before="240" w:after="0" w:line="276" w:lineRule="auto"/>
         <w:rPr>
           <w:rFonts w:ascii="Roboto Mono" w:eastAsia="Roboto Mono" w:hAnsi="Roboto Mono" w:cs="Roboto Mono"/>
         </w:rPr>
@@ -760,6 +718,7 @@
           <w:ilvl w:val="1"/>
           <w:numId w:val="5"/>
         </w:numPr>
+        <w:spacing w:after="0" w:line="276" w:lineRule="auto"/>
         <w:rPr>
           <w:rFonts w:ascii="Roboto Mono" w:eastAsia="Roboto Mono" w:hAnsi="Roboto Mono" w:cs="Roboto Mono"/>
         </w:rPr>
@@ -783,6 +742,7 @@
           <w:ilvl w:val="1"/>
           <w:numId w:val="5"/>
         </w:numPr>
+        <w:spacing w:after="0" w:line="276" w:lineRule="auto"/>
         <w:rPr>
           <w:rFonts w:ascii="Roboto Mono" w:eastAsia="Roboto Mono" w:hAnsi="Roboto Mono" w:cs="Roboto Mono"/>
         </w:rPr>
@@ -806,6 +766,7 @@
           <w:ilvl w:val="1"/>
           <w:numId w:val="5"/>
         </w:numPr>
+        <w:spacing w:after="0" w:line="276" w:lineRule="auto"/>
         <w:rPr>
           <w:rFonts w:ascii="Roboto Mono" w:eastAsia="Roboto Mono" w:hAnsi="Roboto Mono" w:cs="Roboto Mono"/>
         </w:rPr>
@@ -829,6 +790,7 @@
           <w:ilvl w:val="0"/>
           <w:numId w:val="5"/>
         </w:numPr>
+        <w:spacing w:after="0" w:line="276" w:lineRule="auto"/>
         <w:rPr>
           <w:rFonts w:ascii="Roboto Mono" w:eastAsia="Roboto Mono" w:hAnsi="Roboto Mono" w:cs="Roboto Mono"/>
         </w:rPr>
@@ -854,6 +816,7 @@
           <w:ilvl w:val="1"/>
           <w:numId w:val="5"/>
         </w:numPr>
+        <w:spacing w:after="0" w:line="276" w:lineRule="auto"/>
         <w:rPr>
           <w:rFonts w:ascii="Roboto Mono" w:eastAsia="Roboto Mono" w:hAnsi="Roboto Mono" w:cs="Roboto Mono"/>
         </w:rPr>
@@ -877,6 +840,7 @@
           <w:ilvl w:val="1"/>
           <w:numId w:val="5"/>
         </w:numPr>
+        <w:spacing w:after="0" w:line="276" w:lineRule="auto"/>
         <w:rPr>
           <w:rFonts w:ascii="Roboto Mono" w:eastAsia="Roboto Mono" w:hAnsi="Roboto Mono" w:cs="Roboto Mono"/>
         </w:rPr>
@@ -900,6 +864,7 @@
           <w:ilvl w:val="1"/>
           <w:numId w:val="5"/>
         </w:numPr>
+        <w:spacing w:after="0" w:line="276" w:lineRule="auto"/>
         <w:rPr>
           <w:rFonts w:ascii="Roboto Mono" w:eastAsia="Roboto Mono" w:hAnsi="Roboto Mono" w:cs="Roboto Mono"/>
         </w:rPr>
@@ -923,6 +888,7 @@
           <w:ilvl w:val="0"/>
           <w:numId w:val="5"/>
         </w:numPr>
+        <w:spacing w:after="0" w:line="276" w:lineRule="auto"/>
         <w:rPr>
           <w:rFonts w:ascii="Roboto Mono" w:eastAsia="Roboto Mono" w:hAnsi="Roboto Mono" w:cs="Roboto Mono"/>
         </w:rPr>
@@ -948,15 +914,15 @@
           <w:ilvl w:val="1"/>
           <w:numId w:val="5"/>
         </w:numPr>
-        <w:rPr>
-          <w:rFonts w:ascii="Roboto Mono" w:eastAsia="Roboto Mono" w:hAnsi="Roboto Mono" w:cs="Roboto Mono"/>
-        </w:rPr>
-      </w:pPr>
-      <w:r>
-        <w:rPr>
-          <w:rFonts w:ascii="Roboto Mono" w:eastAsia="Roboto Mono" w:hAnsi="Roboto Mono" w:cs="Roboto Mono"/>
-        </w:rPr>
-        <w:lastRenderedPageBreak/>
+        <w:spacing w:after="0" w:line="276" w:lineRule="auto"/>
+        <w:rPr>
+          <w:rFonts w:ascii="Roboto Mono" w:eastAsia="Roboto Mono" w:hAnsi="Roboto Mono" w:cs="Roboto Mono"/>
+        </w:rPr>
+      </w:pPr>
+      <w:r>
+        <w:rPr>
+          <w:rFonts w:ascii="Roboto Mono" w:eastAsia="Roboto Mono" w:hAnsi="Roboto Mono" w:cs="Roboto Mono"/>
+        </w:rPr>
         <w:t>Install application build</w:t>
       </w:r>
       <w:r>
@@ -972,6 +938,7 @@
           <w:ilvl w:val="1"/>
           <w:numId w:val="5"/>
         </w:numPr>
+        <w:spacing w:after="0" w:line="276" w:lineRule="auto"/>
         <w:rPr>
           <w:rFonts w:ascii="Roboto Mono" w:eastAsia="Roboto Mono" w:hAnsi="Roboto Mono" w:cs="Roboto Mono"/>
         </w:rPr>
@@ -995,6 +962,7 @@
           <w:ilvl w:val="1"/>
           <w:numId w:val="5"/>
         </w:numPr>
+        <w:spacing w:after="0" w:line="276" w:lineRule="auto"/>
         <w:rPr>
           <w:rFonts w:ascii="Roboto Mono" w:eastAsia="Roboto Mono" w:hAnsi="Roboto Mono" w:cs="Roboto Mono"/>
         </w:rPr>
@@ -1018,6 +986,7 @@
           <w:ilvl w:val="0"/>
           <w:numId w:val="5"/>
         </w:numPr>
+        <w:spacing w:after="0" w:line="276" w:lineRule="auto"/>
         <w:rPr>
           <w:rFonts w:ascii="Roboto Mono" w:eastAsia="Roboto Mono" w:hAnsi="Roboto Mono" w:cs="Roboto Mono"/>
         </w:rPr>
@@ -1043,6 +1012,7 @@
           <w:ilvl w:val="1"/>
           <w:numId w:val="5"/>
         </w:numPr>
+        <w:spacing w:after="0" w:line="276" w:lineRule="auto"/>
         <w:rPr>
           <w:rFonts w:ascii="Roboto Mono" w:eastAsia="Roboto Mono" w:hAnsi="Roboto Mono" w:cs="Roboto Mono"/>
         </w:rPr>
@@ -1066,6 +1036,7 @@
           <w:ilvl w:val="1"/>
           <w:numId w:val="5"/>
         </w:numPr>
+        <w:spacing w:after="0" w:line="276" w:lineRule="auto"/>
         <w:rPr>
           <w:rFonts w:ascii="Roboto Mono" w:eastAsia="Roboto Mono" w:hAnsi="Roboto Mono" w:cs="Roboto Mono"/>
         </w:rPr>
@@ -1089,6 +1060,7 @@
           <w:ilvl w:val="1"/>
           <w:numId w:val="5"/>
         </w:numPr>
+        <w:spacing w:after="0" w:line="276" w:lineRule="auto"/>
         <w:rPr>
           <w:rFonts w:ascii="Roboto Mono" w:eastAsia="Roboto Mono" w:hAnsi="Roboto Mono" w:cs="Roboto Mono"/>
         </w:rPr>
@@ -1112,6 +1084,7 @@
           <w:ilvl w:val="0"/>
           <w:numId w:val="5"/>
         </w:numPr>
+        <w:spacing w:after="0" w:line="276" w:lineRule="auto"/>
         <w:rPr>
           <w:rFonts w:ascii="Roboto Mono" w:eastAsia="Roboto Mono" w:hAnsi="Roboto Mono" w:cs="Roboto Mono"/>
         </w:rPr>
@@ -1137,6 +1110,7 @@
           <w:ilvl w:val="1"/>
           <w:numId w:val="5"/>
         </w:numPr>
+        <w:spacing w:after="0" w:line="276" w:lineRule="auto"/>
         <w:rPr>
           <w:rFonts w:ascii="Roboto Mono" w:eastAsia="Roboto Mono" w:hAnsi="Roboto Mono" w:cs="Roboto Mono"/>
         </w:rPr>
@@ -1160,6 +1134,7 @@
           <w:ilvl w:val="1"/>
           <w:numId w:val="5"/>
         </w:numPr>
+        <w:spacing w:after="0" w:line="276" w:lineRule="auto"/>
         <w:rPr>
           <w:rFonts w:ascii="Roboto Mono" w:eastAsia="Roboto Mono" w:hAnsi="Roboto Mono" w:cs="Roboto Mono"/>
         </w:rPr>
@@ -1183,7 +1158,7 @@
           <w:ilvl w:val="1"/>
           <w:numId w:val="5"/>
         </w:numPr>
-        <w:spacing w:after="240"/>
+        <w:spacing w:after="240" w:line="276" w:lineRule="auto"/>
         <w:rPr>
           <w:rFonts w:ascii="Roboto Mono" w:eastAsia="Roboto Mono" w:hAnsi="Roboto Mono" w:cs="Roboto Mono"/>
         </w:rPr>
@@ -1203,7 +1178,7 @@
     </w:p>
     <w:p>
       <w:r>
-        <w:pict w14:anchorId="0F1E698F">
+        <w:pict w14:anchorId="61935C6C">
           <v:rect id="_x0000_i1029" style="width:0;height:1.5pt" o:hralign="center" o:hrstd="t" o:hr="t" fillcolor="#a0a0a0" stroked="f"/>
         </w:pict>
       </w:r>
@@ -1230,48 +1205,39 @@
       </w:pPr>
       <w:r>
         <w:rPr>
-          <w:b/>
+          <w:rFonts w:ascii="Arial" w:eastAsia="Arial" w:hAnsi="Arial"/>
+          <w:sz w:val="18"/>
+          <w:highlight w:val="lightGray"/>
           <w:shd w:val="clear" w:color="auto" w:fill="B7B7B7"/>
         </w:rPr>
-        <w:t># Source</w:t>
-      </w:r>
-      <w:r>
-        <w:rPr>
+        <w:t xml:space="preserve"># Source: Chatgot </w:t>
+      </w:r>
+      <w:r>
+        <w:rPr>
+          <w:rFonts w:ascii="Arial" w:eastAsia="Arial" w:hAnsi="Arial"/>
+          <w:sz w:val="18"/>
+          <w:szCs w:val="14"/>
+          <w:highlight w:val="lightGray"/>
           <w:shd w:val="clear" w:color="auto" w:fill="B7B7B7"/>
         </w:rPr>
-        <w:t xml:space="preserve">: </w:t>
-      </w:r>
-      <w:r>
-        <w:rPr>
-          <w:b/>
+        <w:t>(GPT</w:t>
+      </w:r>
+      <w:r>
+        <w:rPr>
+          <w:rFonts w:ascii="Arial" w:eastAsia="Arial" w:hAnsi="Arial" w:cs="Cambria Math"/>
+          <w:sz w:val="18"/>
+          <w:szCs w:val="14"/>
+          <w:highlight w:val="lightGray"/>
           <w:shd w:val="clear" w:color="auto" w:fill="B7B7B7"/>
         </w:rPr>
-        <w:t xml:space="preserve">Chatgot </w:t>
-      </w:r>
-      <w:r>
-        <w:rPr>
-          <w:b/>
-          <w:sz w:val="14"/>
+        <w:t>‑</w:t>
+      </w:r>
+      <w:r>
+        <w:rPr>
+          <w:rFonts w:ascii="Arial" w:eastAsia="Arial" w:hAnsi="Arial"/>
+          <w:sz w:val="18"/>
           <w:szCs w:val="14"/>
-          <w:shd w:val="clear" w:color="auto" w:fill="B7B7B7"/>
-        </w:rPr>
-        <w:t>(GPT</w:t>
-      </w:r>
-      <w:r>
-        <w:rPr>
-          <w:rFonts w:ascii="Cambria Math" w:hAnsi="Cambria Math" w:cs="Cambria Math"/>
-          <w:b/>
-          <w:sz w:val="14"/>
-          <w:szCs w:val="14"/>
-          <w:shd w:val="clear" w:color="auto" w:fill="B7B7B7"/>
-        </w:rPr>
-        <w:t>‑</w:t>
-      </w:r>
-      <w:r>
-        <w:rPr>
-          <w:b/>
-          <w:sz w:val="14"/>
-          <w:szCs w:val="14"/>
+          <w:highlight w:val="lightGray"/>
           <w:shd w:val="clear" w:color="auto" w:fill="B7B7B7"/>
         </w:rPr>
         <w:t>5 Mini) at [8/17/2025]</w:t>
@@ -1283,7 +1249,7 @@
           <w:ilvl w:val="0"/>
           <w:numId w:val="4"/>
         </w:numPr>
-        <w:spacing w:before="240"/>
+        <w:spacing w:before="240" w:after="0" w:line="276" w:lineRule="auto"/>
       </w:pPr>
       <w:r>
         <w:rPr>
@@ -1311,6 +1277,7 @@
           <w:ilvl w:val="0"/>
           <w:numId w:val="4"/>
         </w:numPr>
+        <w:spacing w:after="0" w:line="276" w:lineRule="auto"/>
       </w:pPr>
       <w:r>
         <w:rPr>
@@ -1338,6 +1305,7 @@
           <w:ilvl w:val="0"/>
           <w:numId w:val="4"/>
         </w:numPr>
+        <w:spacing w:after="0" w:line="276" w:lineRule="auto"/>
       </w:pPr>
       <w:r>
         <w:rPr>
@@ -1365,7 +1333,7 @@
           <w:ilvl w:val="0"/>
           <w:numId w:val="4"/>
         </w:numPr>
-        <w:spacing w:after="240"/>
+        <w:spacing w:after="240" w:line="276" w:lineRule="auto"/>
       </w:pPr>
       <w:r>
         <w:rPr>
@@ -1394,7 +1362,6 @@
       <w:bookmarkStart w:id="6" w:name="_wixhvthk3ad7" w:colFirst="0" w:colLast="0"/>
       <w:bookmarkEnd w:id="6"/>
       <w:r>
-        <w:lastRenderedPageBreak/>
         <w:t>⚠️ Disadvantages</w:t>
       </w:r>
     </w:p>
@@ -1404,48 +1371,39 @@
       </w:pPr>
       <w:r>
         <w:rPr>
-          <w:b/>
+          <w:rFonts w:ascii="Arial" w:eastAsia="Arial" w:hAnsi="Arial"/>
+          <w:sz w:val="18"/>
+          <w:highlight w:val="lightGray"/>
           <w:shd w:val="clear" w:color="auto" w:fill="B7B7B7"/>
         </w:rPr>
-        <w:t># Source</w:t>
-      </w:r>
-      <w:r>
-        <w:rPr>
+        <w:t xml:space="preserve"># Source: Chatgot </w:t>
+      </w:r>
+      <w:r>
+        <w:rPr>
+          <w:rFonts w:ascii="Arial" w:eastAsia="Arial" w:hAnsi="Arial"/>
+          <w:sz w:val="18"/>
+          <w:szCs w:val="14"/>
+          <w:highlight w:val="lightGray"/>
           <w:shd w:val="clear" w:color="auto" w:fill="B7B7B7"/>
         </w:rPr>
-        <w:t xml:space="preserve">: </w:t>
-      </w:r>
-      <w:r>
-        <w:rPr>
-          <w:b/>
+        <w:t>(GPT</w:t>
+      </w:r>
+      <w:r>
+        <w:rPr>
+          <w:rFonts w:ascii="Arial" w:eastAsia="Arial" w:hAnsi="Arial" w:cs="Cambria Math"/>
+          <w:sz w:val="18"/>
+          <w:szCs w:val="14"/>
+          <w:highlight w:val="lightGray"/>
           <w:shd w:val="clear" w:color="auto" w:fill="B7B7B7"/>
         </w:rPr>
-        <w:t xml:space="preserve">Chatgot </w:t>
-      </w:r>
-      <w:r>
-        <w:rPr>
-          <w:b/>
-          <w:sz w:val="14"/>
+        <w:t>‑</w:t>
+      </w:r>
+      <w:r>
+        <w:rPr>
+          <w:rFonts w:ascii="Arial" w:eastAsia="Arial" w:hAnsi="Arial"/>
+          <w:sz w:val="18"/>
           <w:szCs w:val="14"/>
-          <w:shd w:val="clear" w:color="auto" w:fill="B7B7B7"/>
-        </w:rPr>
-        <w:t>(GPT</w:t>
-      </w:r>
-      <w:r>
-        <w:rPr>
-          <w:rFonts w:ascii="Cambria Math" w:hAnsi="Cambria Math" w:cs="Cambria Math"/>
-          <w:b/>
-          <w:sz w:val="14"/>
-          <w:szCs w:val="14"/>
-          <w:shd w:val="clear" w:color="auto" w:fill="B7B7B7"/>
-        </w:rPr>
-        <w:t>‑</w:t>
-      </w:r>
-      <w:r>
-        <w:rPr>
-          <w:b/>
-          <w:sz w:val="14"/>
-          <w:szCs w:val="14"/>
+          <w:highlight w:val="lightGray"/>
           <w:shd w:val="clear" w:color="auto" w:fill="B7B7B7"/>
         </w:rPr>
         <w:t>5 Mini) at [8/17/2025]</w:t>
@@ -1457,7 +1415,7 @@
           <w:ilvl w:val="0"/>
           <w:numId w:val="3"/>
         </w:numPr>
-        <w:spacing w:before="240"/>
+        <w:spacing w:before="240" w:after="0" w:line="276" w:lineRule="auto"/>
         <w:rPr>
           <w:rFonts w:ascii="Roboto Mono" w:eastAsia="Roboto Mono" w:hAnsi="Roboto Mono" w:cs="Roboto Mono"/>
         </w:rPr>
@@ -1481,6 +1439,7 @@
           <w:ilvl w:val="0"/>
           <w:numId w:val="3"/>
         </w:numPr>
+        <w:spacing w:after="0" w:line="276" w:lineRule="auto"/>
         <w:rPr>
           <w:rFonts w:ascii="Roboto Mono" w:eastAsia="Roboto Mono" w:hAnsi="Roboto Mono" w:cs="Roboto Mono"/>
         </w:rPr>
@@ -1504,7 +1463,7 @@
           <w:ilvl w:val="0"/>
           <w:numId w:val="3"/>
         </w:numPr>
-        <w:spacing w:after="240"/>
+        <w:spacing w:after="240" w:line="276" w:lineRule="auto"/>
       </w:pPr>
       <w:r>
         <w:rPr>
@@ -1518,7 +1477,7 @@
     </w:p>
     <w:p>
       <w:r>
-        <w:pict w14:anchorId="1CC43A97">
+        <w:pict w14:anchorId="6D4D840E">
           <v:rect id="_x0000_i1030" style="width:0;height:1.5pt" o:hralign="center" o:hrstd="t" o:hr="t" fillcolor="#a0a0a0" stroked="f"/>
         </w:pict>
       </w:r>
@@ -1542,50 +1501,41 @@
       </w:pPr>
       <w:r>
         <w:rPr>
-          <w:b/>
+          <w:rFonts w:ascii="Arial" w:eastAsia="Arial" w:hAnsi="Arial"/>
+          <w:sz w:val="18"/>
+          <w:highlight w:val="lightGray"/>
           <w:shd w:val="clear" w:color="auto" w:fill="B7B7B7"/>
         </w:rPr>
-        <w:t># Source</w:t>
-      </w:r>
-      <w:r>
-        <w:rPr>
+        <w:t xml:space="preserve"># Source: Chatgot </w:t>
+      </w:r>
+      <w:r>
+        <w:rPr>
+          <w:rFonts w:ascii="Arial" w:eastAsia="Arial" w:hAnsi="Arial"/>
+          <w:sz w:val="18"/>
+          <w:szCs w:val="14"/>
+          <w:highlight w:val="lightGray"/>
           <w:shd w:val="clear" w:color="auto" w:fill="B7B7B7"/>
         </w:rPr>
-        <w:t xml:space="preserve">: </w:t>
-      </w:r>
-      <w:r>
-        <w:rPr>
-          <w:b/>
+        <w:t>(GPT</w:t>
+      </w:r>
+      <w:r>
+        <w:rPr>
+          <w:rFonts w:ascii="Arial" w:eastAsia="Arial" w:hAnsi="Arial" w:cs="Cambria Math"/>
+          <w:sz w:val="18"/>
+          <w:szCs w:val="14"/>
+          <w:highlight w:val="lightGray"/>
           <w:shd w:val="clear" w:color="auto" w:fill="B7B7B7"/>
         </w:rPr>
-        <w:t xml:space="preserve">Chatgot </w:t>
-      </w:r>
-      <w:r>
-        <w:rPr>
-          <w:b/>
-          <w:sz w:val="14"/>
+        <w:t>‑</w:t>
+      </w:r>
+      <w:r>
+        <w:rPr>
+          <w:rFonts w:ascii="Arial" w:eastAsia="Arial" w:hAnsi="Arial"/>
+          <w:sz w:val="18"/>
           <w:szCs w:val="14"/>
+          <w:highlight w:val="lightGray"/>
           <w:shd w:val="clear" w:color="auto" w:fill="B7B7B7"/>
         </w:rPr>
-        <w:t>(GPT</w:t>
-      </w:r>
-      <w:r>
-        <w:rPr>
-          <w:rFonts w:ascii="Cambria Math" w:hAnsi="Cambria Math" w:cs="Cambria Math"/>
-          <w:b/>
-          <w:sz w:val="14"/>
-          <w:szCs w:val="14"/>
-          <w:shd w:val="clear" w:color="auto" w:fill="B7B7B7"/>
-        </w:rPr>
-        <w:t>‑</w:t>
-      </w:r>
-      <w:r>
-        <w:rPr>
-          <w:b/>
-          <w:sz w:val="14"/>
-          <w:szCs w:val="14"/>
-          <w:shd w:val="clear" w:color="auto" w:fill="B7B7B7"/>
-        </w:rPr>
         <w:t>5 Mini) at [8/17/2025]</w:t>
       </w:r>
     </w:p>
@@ -1595,7 +1545,7 @@
           <w:noProof/>
         </w:rPr>
         <w:drawing>
-          <wp:inline distT="114300" distB="114300" distL="114300" distR="114300" wp14:anchorId="004FC3E6" wp14:editId="0F1AFC6A">
+          <wp:inline distT="114300" distB="114300" distL="114300" distR="114300" wp14:anchorId="51D011B5" wp14:editId="36443A13">
             <wp:extent cx="5943600" cy="1587500"/>
             <wp:effectExtent l="0" t="0" r="0" b="0"/>
             <wp:docPr id="1" name="image1.png"/>
@@ -2138,7 +2088,7 @@
     </w:tbl>
     <w:p>
       <w:r>
-        <w:pict w14:anchorId="2F0869B4">
+        <w:pict w14:anchorId="7274C543">
           <v:rect id="_x0000_i1031" style="width:0;height:1.5pt" o:hralign="center" o:hrstd="t" o:hr="t" fillcolor="#a0a0a0" stroked="f"/>
         </w:pict>
       </w:r>
@@ -2165,13 +2115,14 @@
         <w:t>WBS = breaking testing into tasks, then estimating bottom-up.</w:t>
       </w:r>
     </w:p>
+    <w:p/>
     <w:p/>
     <w:p/>
     <w:sectPr>
       <w:pgSz w:w="12240" w:h="15840"/>
       <w:pgMar w:top="1440" w:right="1440" w:bottom="1440" w:left="1440" w:header="720" w:footer="720" w:gutter="0"/>
-      <w:pgNumType w:start="1"/>
       <w:cols w:space="720"/>
+      <w:docGrid w:linePitch="360"/>
     </w:sectPr>
   </w:body>
 </w:document>
@@ -3162,18 +3113,6 @@
   <w:style w:type="paragraph" w:default="1" w:styleId="Normal">
     <w:name w:val="Normal"/>
     <w:qFormat/>
-    <w:rsid w:val="00356F75"/>
-    <w:pPr>
-      <w:spacing w:after="0" w:line="276" w:lineRule="auto"/>
-    </w:pPr>
-    <w:rPr>
-      <w:rFonts w:ascii="Arial" w:eastAsia="Arial" w:hAnsi="Arial" w:cs="Arial"/>
-      <w:kern w:val="0"/>
-      <w:sz w:val="22"/>
-      <w:szCs w:val="22"/>
-      <w:lang w:val="en"/>
-      <w14:ligatures w14:val="none"/>
-    </w:rPr>
   </w:style>
   <w:style w:type="paragraph" w:styleId="Heading1">
     <w:name w:val="heading 1"/>
@@ -3182,7 +3121,7 @@
     <w:link w:val="Heading1Char"/>
     <w:uiPriority w:val="9"/>
     <w:qFormat/>
-    <w:rsid w:val="00DB6A94"/>
+    <w:rsid w:val="00AE718E"/>
     <w:pPr>
       <w:keepNext/>
       <w:keepLines/>
@@ -3204,7 +3143,7 @@
     <w:uiPriority w:val="9"/>
     <w:unhideWhenUsed/>
     <w:qFormat/>
-    <w:rsid w:val="00DB6A94"/>
+    <w:rsid w:val="00AE718E"/>
     <w:pPr>
       <w:keepNext/>
       <w:keepLines/>
@@ -3227,7 +3166,7 @@
     <w:semiHidden/>
     <w:unhideWhenUsed/>
     <w:qFormat/>
-    <w:rsid w:val="00DB6A94"/>
+    <w:rsid w:val="00AE718E"/>
     <w:pPr>
       <w:keepNext/>
       <w:keepLines/>
@@ -3250,7 +3189,7 @@
     <w:semiHidden/>
     <w:unhideWhenUsed/>
     <w:qFormat/>
-    <w:rsid w:val="00DB6A94"/>
+    <w:rsid w:val="00AE718E"/>
     <w:pPr>
       <w:keepNext/>
       <w:keepLines/>
@@ -3273,7 +3212,7 @@
     <w:semiHidden/>
     <w:unhideWhenUsed/>
     <w:qFormat/>
-    <w:rsid w:val="00DB6A94"/>
+    <w:rsid w:val="00AE718E"/>
     <w:pPr>
       <w:keepNext/>
       <w:keepLines/>
@@ -3294,11 +3233,11 @@
     <w:semiHidden/>
     <w:unhideWhenUsed/>
     <w:qFormat/>
-    <w:rsid w:val="00DB6A94"/>
+    <w:rsid w:val="00AE718E"/>
     <w:pPr>
       <w:keepNext/>
       <w:keepLines/>
-      <w:spacing w:before="40"/>
+      <w:spacing w:before="40" w:after="0"/>
       <w:outlineLvl w:val="5"/>
     </w:pPr>
     <w:rPr>
@@ -3317,11 +3256,11 @@
     <w:semiHidden/>
     <w:unhideWhenUsed/>
     <w:qFormat/>
-    <w:rsid w:val="00DB6A94"/>
+    <w:rsid w:val="00AE718E"/>
     <w:pPr>
       <w:keepNext/>
       <w:keepLines/>
-      <w:spacing w:before="40"/>
+      <w:spacing w:before="40" w:after="0"/>
       <w:outlineLvl w:val="6"/>
     </w:pPr>
     <w:rPr>
@@ -3338,10 +3277,11 @@
     <w:semiHidden/>
     <w:unhideWhenUsed/>
     <w:qFormat/>
-    <w:rsid w:val="00DB6A94"/>
+    <w:rsid w:val="00AE718E"/>
     <w:pPr>
       <w:keepNext/>
       <w:keepLines/>
+      <w:spacing w:after="0"/>
       <w:outlineLvl w:val="7"/>
     </w:pPr>
     <w:rPr>
@@ -3360,10 +3300,11 @@
     <w:semiHidden/>
     <w:unhideWhenUsed/>
     <w:qFormat/>
-    <w:rsid w:val="00DB6A94"/>
+    <w:rsid w:val="00AE718E"/>
     <w:pPr>
       <w:keepNext/>
       <w:keepLines/>
+      <w:spacing w:after="0"/>
       <w:outlineLvl w:val="8"/>
     </w:pPr>
     <w:rPr>
@@ -3403,7 +3344,7 @@
     <w:basedOn w:val="DefaultParagraphFont"/>
     <w:link w:val="Heading1"/>
     <w:uiPriority w:val="9"/>
-    <w:rsid w:val="00DB6A94"/>
+    <w:rsid w:val="00AE718E"/>
     <w:rPr>
       <w:rFonts w:asciiTheme="majorHAnsi" w:eastAsiaTheme="majorEastAsia" w:hAnsiTheme="majorHAnsi" w:cstheme="majorBidi"/>
       <w:color w:val="2F5496" w:themeColor="accent1" w:themeShade="BF"/>
@@ -3416,7 +3357,7 @@
     <w:basedOn w:val="DefaultParagraphFont"/>
     <w:link w:val="Heading2"/>
     <w:uiPriority w:val="9"/>
-    <w:rsid w:val="00DB6A94"/>
+    <w:rsid w:val="00AE718E"/>
     <w:rPr>
       <w:rFonts w:asciiTheme="majorHAnsi" w:eastAsiaTheme="majorEastAsia" w:hAnsiTheme="majorHAnsi" w:cstheme="majorBidi"/>
       <w:color w:val="2F5496" w:themeColor="accent1" w:themeShade="BF"/>
@@ -3430,7 +3371,7 @@
     <w:link w:val="Heading3"/>
     <w:uiPriority w:val="9"/>
     <w:semiHidden/>
-    <w:rsid w:val="00DB6A94"/>
+    <w:rsid w:val="00AE718E"/>
     <w:rPr>
       <w:rFonts w:eastAsiaTheme="majorEastAsia" w:cstheme="majorBidi"/>
       <w:color w:val="2F5496" w:themeColor="accent1" w:themeShade="BF"/>
@@ -3444,7 +3385,7 @@
     <w:link w:val="Heading4"/>
     <w:uiPriority w:val="9"/>
     <w:semiHidden/>
-    <w:rsid w:val="00DB6A94"/>
+    <w:rsid w:val="00AE718E"/>
     <w:rPr>
       <w:rFonts w:eastAsiaTheme="majorEastAsia" w:cstheme="majorBidi"/>
       <w:i/>
@@ -3458,7 +3399,7 @@
     <w:link w:val="Heading5"/>
     <w:uiPriority w:val="9"/>
     <w:semiHidden/>
-    <w:rsid w:val="00DB6A94"/>
+    <w:rsid w:val="00AE718E"/>
     <w:rPr>
       <w:rFonts w:eastAsiaTheme="majorEastAsia" w:cstheme="majorBidi"/>
       <w:color w:val="2F5496" w:themeColor="accent1" w:themeShade="BF"/>
@@ -3470,7 +3411,7 @@
     <w:link w:val="Heading6"/>
     <w:uiPriority w:val="9"/>
     <w:semiHidden/>
-    <w:rsid w:val="00DB6A94"/>
+    <w:rsid w:val="00AE718E"/>
     <w:rPr>
       <w:rFonts w:eastAsiaTheme="majorEastAsia" w:cstheme="majorBidi"/>
       <w:i/>
@@ -3484,7 +3425,7 @@
     <w:link w:val="Heading7"/>
     <w:uiPriority w:val="9"/>
     <w:semiHidden/>
-    <w:rsid w:val="00DB6A94"/>
+    <w:rsid w:val="00AE718E"/>
     <w:rPr>
       <w:rFonts w:eastAsiaTheme="majorEastAsia" w:cstheme="majorBidi"/>
       <w:color w:val="595959" w:themeColor="text1" w:themeTint="A6"/>
@@ -3496,7 +3437,7 @@
     <w:link w:val="Heading8"/>
     <w:uiPriority w:val="9"/>
     <w:semiHidden/>
-    <w:rsid w:val="00DB6A94"/>
+    <w:rsid w:val="00AE718E"/>
     <w:rPr>
       <w:rFonts w:eastAsiaTheme="majorEastAsia" w:cstheme="majorBidi"/>
       <w:i/>
@@ -3510,7 +3451,7 @@
     <w:link w:val="Heading9"/>
     <w:uiPriority w:val="9"/>
     <w:semiHidden/>
-    <w:rsid w:val="00DB6A94"/>
+    <w:rsid w:val="00AE718E"/>
     <w:rPr>
       <w:rFonts w:eastAsiaTheme="majorEastAsia" w:cstheme="majorBidi"/>
       <w:color w:val="272727" w:themeColor="text1" w:themeTint="D8"/>
@@ -3523,7 +3464,7 @@
     <w:link w:val="TitleChar"/>
     <w:uiPriority w:val="10"/>
     <w:qFormat/>
-    <w:rsid w:val="00DB6A94"/>
+    <w:rsid w:val="00AE718E"/>
     <w:pPr>
       <w:spacing w:after="80" w:line="240" w:lineRule="auto"/>
       <w:contextualSpacing/>
@@ -3541,7 +3482,7 @@
     <w:basedOn w:val="DefaultParagraphFont"/>
     <w:link w:val="Title"/>
     <w:uiPriority w:val="10"/>
-    <w:rsid w:val="00DB6A94"/>
+    <w:rsid w:val="00AE718E"/>
     <w:rPr>
       <w:rFonts w:asciiTheme="majorHAnsi" w:eastAsiaTheme="majorEastAsia" w:hAnsiTheme="majorHAnsi" w:cstheme="majorBidi"/>
       <w:spacing w:val="-10"/>
@@ -3557,7 +3498,7 @@
     <w:link w:val="SubtitleChar"/>
     <w:uiPriority w:val="11"/>
     <w:qFormat/>
-    <w:rsid w:val="00DB6A94"/>
+    <w:rsid w:val="00AE718E"/>
     <w:pPr>
       <w:numPr>
         <w:ilvl w:val="1"/>
@@ -3576,7 +3517,7 @@
     <w:basedOn w:val="DefaultParagraphFont"/>
     <w:link w:val="Subtitle"/>
     <w:uiPriority w:val="11"/>
-    <w:rsid w:val="00DB6A94"/>
+    <w:rsid w:val="00AE718E"/>
     <w:rPr>
       <w:rFonts w:eastAsiaTheme="majorEastAsia" w:cstheme="majorBidi"/>
       <w:color w:val="595959" w:themeColor="text1" w:themeTint="A6"/>
@@ -3592,7 +3533,7 @@
     <w:link w:val="QuoteChar"/>
     <w:uiPriority w:val="29"/>
     <w:qFormat/>
-    <w:rsid w:val="00DB6A94"/>
+    <w:rsid w:val="00AE718E"/>
     <w:pPr>
       <w:spacing w:before="160"/>
       <w:jc w:val="center"/>
@@ -3608,7 +3549,7 @@
     <w:basedOn w:val="DefaultParagraphFont"/>
     <w:link w:val="Quote"/>
     <w:uiPriority w:val="29"/>
-    <w:rsid w:val="00DB6A94"/>
+    <w:rsid w:val="00AE718E"/>
     <w:rPr>
       <w:i/>
       <w:iCs/>
@@ -3620,7 +3561,7 @@
     <w:basedOn w:val="Normal"/>
     <w:uiPriority w:val="34"/>
     <w:qFormat/>
-    <w:rsid w:val="00DB6A94"/>
+    <w:rsid w:val="00AE718E"/>
     <w:pPr>
       <w:ind w:left="720"/>
       <w:contextualSpacing/>
@@ -3631,7 +3572,7 @@
     <w:basedOn w:val="DefaultParagraphFont"/>
     <w:uiPriority w:val="21"/>
     <w:qFormat/>
-    <w:rsid w:val="00DB6A94"/>
+    <w:rsid w:val="00AE718E"/>
     <w:rPr>
       <w:i/>
       <w:iCs/>
@@ -3645,7 +3586,7 @@
     <w:link w:val="IntenseQuoteChar"/>
     <w:uiPriority w:val="30"/>
     <w:qFormat/>
-    <w:rsid w:val="00DB6A94"/>
+    <w:rsid w:val="00AE718E"/>
     <w:pPr>
       <w:pBdr>
         <w:top w:val="single" w:sz="4" w:space="10" w:color="2F5496" w:themeColor="accent1" w:themeShade="BF"/>
@@ -3666,7 +3607,7 @@
     <w:basedOn w:val="DefaultParagraphFont"/>
     <w:link w:val="IntenseQuote"/>
     <w:uiPriority w:val="30"/>
-    <w:rsid w:val="00DB6A94"/>
+    <w:rsid w:val="00AE718E"/>
     <w:rPr>
       <w:i/>
       <w:iCs/>
@@ -3678,7 +3619,7 @@
     <w:basedOn w:val="DefaultParagraphFont"/>
     <w:uiPriority w:val="32"/>
     <w:qFormat/>
-    <w:rsid w:val="00DB6A94"/>
+    <w:rsid w:val="00AE718E"/>
     <w:rPr>
       <w:b/>
       <w:bCs/>
